--- a/ABD-Tema-5/Actividad 5.1 Mapa ConceptuaL_CynthiaMorales_ABD_6ISCM.docx
+++ b/ABD-Tema-5/Actividad 5.1 Mapa ConceptuaL_CynthiaMorales_ABD_6ISCM.docx
@@ -342,15 +342,7 @@
           <w:sz w:val="28"/>
           <w:szCs w:val="28"/>
         </w:rPr>
-        <w:t xml:space="preserve">Mapa </w:t>
-      </w:r>
-      <w:r>
-        <w:rPr>
-          <w:rFonts w:cs="Arial"/>
-          <w:sz w:val="28"/>
-          <w:szCs w:val="28"/>
-        </w:rPr>
-        <w:t>Conceptual</w:t>
+        <w:t>Mapa Conceptual</w:t>
       </w:r>
     </w:p>
     <w:p>
@@ -434,37 +426,7 @@
           <w:sz w:val="28"/>
           <w:szCs w:val="28"/>
         </w:rPr>
-        <w:t>04</w:t>
-      </w:r>
-      <w:r>
-        <w:rPr>
-          <w:rFonts w:cs="Arial"/>
-          <w:b/>
-          <w:bCs/>
-          <w:sz w:val="28"/>
-          <w:szCs w:val="28"/>
-        </w:rPr>
-        <w:t>/0</w:t>
-      </w:r>
-      <w:r>
-        <w:rPr>
-          <w:rFonts w:cs="Arial"/>
-          <w:b/>
-          <w:bCs/>
-          <w:sz w:val="28"/>
-          <w:szCs w:val="28"/>
-        </w:rPr>
-        <w:t>6</w:t>
-      </w:r>
-      <w:r>
-        <w:rPr>
-          <w:rFonts w:cs="Arial"/>
-          <w:b/>
-          <w:bCs/>
-          <w:sz w:val="28"/>
-          <w:szCs w:val="28"/>
-        </w:rPr>
-        <w:t>/2026</w:t>
+        <w:t>04/06/2026</w:t>
       </w:r>
     </w:p>
     <w:p>
@@ -539,33 +501,23 @@
           <w:sz w:val="28"/>
           <w:szCs w:val="28"/>
         </w:rPr>
-        <w:t xml:space="preserve">A </w:t>
-      </w:r>
-      <w:r>
-        <w:rPr>
-          <w:rFonts w:cs="Arial"/>
-          <w:sz w:val="28"/>
-          <w:szCs w:val="28"/>
-        </w:rPr>
-        <w:t xml:space="preserve">06 de </w:t>
-      </w:r>
-      <w:proofErr w:type="gramStart"/>
-      <w:r>
-        <w:rPr>
-          <w:rFonts w:cs="Arial"/>
-          <w:sz w:val="28"/>
-          <w:szCs w:val="28"/>
-        </w:rPr>
-        <w:t>Junio</w:t>
-      </w:r>
-      <w:proofErr w:type="gramEnd"/>
-      <w:r>
-        <w:rPr>
-          <w:rFonts w:cs="Arial"/>
-          <w:sz w:val="28"/>
-          <w:szCs w:val="28"/>
-        </w:rPr>
-        <w:t xml:space="preserve"> </w:t>
+        <w:t>A 0</w:t>
+      </w:r>
+      <w:r>
+        <w:rPr>
+          <w:rFonts w:cs="Arial"/>
+          <w:sz w:val="28"/>
+          <w:szCs w:val="28"/>
+        </w:rPr>
+        <w:t>4</w:t>
+      </w:r>
+      <w:r>
+        <w:rPr>
+          <w:rFonts w:cs="Arial"/>
+          <w:sz w:val="28"/>
+          <w:szCs w:val="28"/>
+        </w:rPr>
+        <w:t xml:space="preserve"> de Junio </w:t>
       </w:r>
       <w:r>
         <w:rPr>
@@ -1069,6 +1021,10 @@
     <w:sdt>
       <w:sdtPr>
         <w:rPr>
+          <w:rFonts w:asciiTheme="minorHAnsi" w:eastAsiaTheme="minorHAnsi" w:hAnsiTheme="minorHAnsi" w:cstheme="minorBidi"/>
+          <w:color w:val="auto"/>
+          <w:sz w:val="24"/>
+          <w:szCs w:val="24"/>
           <w:lang w:val="es-ES"/>
         </w:rPr>
         <w:id w:val="1369650463"/>
@@ -1079,10 +1035,6 @@
       </w:sdtPr>
       <w:sdtEndPr>
         <w:rPr>
-          <w:rFonts w:asciiTheme="minorHAnsi" w:eastAsiaTheme="minorHAnsi" w:hAnsiTheme="minorHAnsi" w:cstheme="minorBidi"/>
-          <w:color w:val="auto"/>
-          <w:sz w:val="24"/>
-          <w:szCs w:val="24"/>
           <w:lang w:val="es-MX"/>
         </w:rPr>
       </w:sdtEndPr>
@@ -1120,15 +1072,9 @@
               </w:r>
             </w:p>
             <w:p>
-              <w:proofErr w:type="spellStart"/>
               <w:r>
-                <w:t>Kitos</w:t>
+                <w:t xml:space="preserve">Kitos-Man. (2017, 7 junio). PROYECTO EN BASE DE DATOS. </w:t>
               </w:r>
-              <w:proofErr w:type="spellEnd"/>
-              <w:r>
-                <w:t xml:space="preserve">-Man. (2017, 7 junio). PROYECTO EN BASE DE DATOS. </w:t>
-              </w:r>
-              <w:proofErr w:type="spellStart"/>
               <w:r>
                 <w:rPr>
                   <w:i/>
@@ -1136,7 +1082,6 @@
                 </w:rPr>
                 <w:t>blogspot</w:t>
               </w:r>
-              <w:proofErr w:type="spellEnd"/>
               <w:r>
                 <w:t>. https://administrasiondebasededatos123456789.blogspot.com/2017/06/</w:t>
               </w:r>
@@ -2053,6 +1998,7 @@
   <w:style w:type="character" w:default="1" w:styleId="Fuentedeprrafopredeter">
     <w:name w:val="Default Paragraph Font"/>
     <w:uiPriority w:val="1"/>
+    <w:semiHidden/>
     <w:unhideWhenUsed/>
   </w:style>
   <w:style w:type="table" w:default="1" w:styleId="Tablanormal">
